--- a/zht/docx/127.content.docx
+++ b/zht/docx/127.content.docx
@@ -423,18 +423,12 @@
           <w:lang w:val="zh_TW" w:bidi="zh_TW"/>
         </w:rPr>
       </w:r>
-      <w:hyperlink r:id="rId13">
-        <w:r>
-          <w:rPr>
-            <w:lang w:val="zh_TW" w:bidi="zh_TW"/>
-          </w:rPr>
-          <w:rPr>
-            <w:color w:val="0000EE"/>
-            <w:u w:val="single"/>
-          </w:rPr>
-          <w:t>歷代志上6:15</w:t>
-        </w:r>
-      </w:hyperlink>
+      <w:r>
+        <w:rPr>
+          <w:lang w:val="zh_TW" w:bidi="zh_TW"/>
+        </w:rPr>
+        <w:t>歷代志上6:15</w:t>
+      </w:r>
     </w:p>
     <w:p>
       <w:pPr>
@@ -447,18 +441,12 @@
           <w:lang w:val="zh_TW" w:bidi="zh_TW"/>
         </w:rPr>
       </w:r>
-      <w:hyperlink r:id="rId14">
-        <w:r>
-          <w:rPr>
-            <w:lang w:val="zh_TW" w:bidi="zh_TW"/>
-          </w:rPr>
-          <w:rPr>
-            <w:color w:val="0000EE"/>
-            <w:u w:val="single"/>
-          </w:rPr>
-          <w:t>列王紀下25:1–3</w:t>
-        </w:r>
-      </w:hyperlink>
+      <w:r>
+        <w:rPr>
+          <w:lang w:val="zh_TW" w:bidi="zh_TW"/>
+        </w:rPr>
+        <w:t>列王紀下25:1–3</w:t>
+      </w:r>
     </w:p>
     <w:p>
       <w:pPr>
@@ -471,18 +459,12 @@
           <w:lang w:val="zh_TW" w:bidi="zh_TW"/>
         </w:rPr>
       </w:r>
-      <w:hyperlink r:id="rId15">
-        <w:r>
-          <w:rPr>
-            <w:lang w:val="zh_TW" w:bidi="zh_TW"/>
-          </w:rPr>
-          <w:rPr>
-            <w:color w:val="0000EE"/>
-            <w:u w:val="single"/>
-          </w:rPr>
-          <w:t>但以理書1:2</w:t>
-        </w:r>
-      </w:hyperlink>
+      <w:r>
+        <w:rPr>
+          <w:lang w:val="zh_TW" w:bidi="zh_TW"/>
+        </w:rPr>
+        <w:t>但以理書1:2</w:t>
+      </w:r>
     </w:p>
     <w:p>
       <w:pPr>
@@ -495,18 +477,12 @@
           <w:lang w:val="zh_TW" w:bidi="zh_TW"/>
         </w:rPr>
       </w:r>
-      <w:hyperlink r:id="rId16">
-        <w:r>
-          <w:rPr>
-            <w:lang w:val="zh_TW" w:bidi="zh_TW"/>
-          </w:rPr>
-          <w:rPr>
-            <w:color w:val="0000EE"/>
-            <w:u w:val="single"/>
-          </w:rPr>
-          <w:t>但以理書4:4</w:t>
-        </w:r>
-      </w:hyperlink>
+      <w:r>
+        <w:rPr>
+          <w:lang w:val="zh_TW" w:bidi="zh_TW"/>
+        </w:rPr>
+        <w:t>但以理書4:4</w:t>
+      </w:r>
     </w:p>
     <w:p>
       <w:pPr>
@@ -519,18 +495,12 @@
           <w:lang w:val="zh_TW" w:bidi="zh_TW"/>
         </w:rPr>
       </w:r>
-      <w:hyperlink r:id="rId17">
-        <w:r>
-          <w:rPr>
-            <w:lang w:val="zh_TW" w:bidi="zh_TW"/>
-          </w:rPr>
-          <w:rPr>
-            <w:color w:val="0000EE"/>
-            <w:u w:val="single"/>
-          </w:rPr>
-          <w:t>以西結書26:8</w:t>
-        </w:r>
-      </w:hyperlink>
+      <w:r>
+        <w:rPr>
+          <w:lang w:val="zh_TW" w:bidi="zh_TW"/>
+        </w:rPr>
+        <w:t>以西結書26:8</w:t>
+      </w:r>
     </w:p>
     <w:p>
       <w:pPr>
@@ -977,18 +947,12 @@
           <w:lang w:val="zh_TW" w:bidi="zh_TW"/>
         </w:rPr>
       </w:r>
-      <w:hyperlink r:id="rId18">
-        <w:r>
-          <w:rPr>
-            <w:lang w:val="zh_TW" w:bidi="zh_TW"/>
-          </w:rPr>
-          <w:rPr>
-            <w:color w:val="0000EE"/>
-            <w:u w:val="single"/>
-          </w:rPr>
-          <w:t>阿摩司書8:8</w:t>
-        </w:r>
-      </w:hyperlink>
+      <w:r>
+        <w:rPr>
+          <w:lang w:val="zh_TW" w:bidi="zh_TW"/>
+        </w:rPr>
+        <w:t>阿摩司書8:8</w:t>
+      </w:r>
     </w:p>
     <w:p>
       <w:pPr>
@@ -1001,18 +965,12 @@
           <w:lang w:val="zh_TW" w:bidi="zh_TW"/>
         </w:rPr>
       </w:r>
-      <w:hyperlink r:id="rId19">
-        <w:r>
-          <w:rPr>
-            <w:lang w:val="zh_TW" w:bidi="zh_TW"/>
-          </w:rPr>
-          <w:rPr>
-            <w:color w:val="0000EE"/>
-            <w:u w:val="single"/>
-          </w:rPr>
-          <w:t>創世記41:1–3</w:t>
-        </w:r>
-      </w:hyperlink>
+      <w:r>
+        <w:rPr>
+          <w:lang w:val="zh_TW" w:bidi="zh_TW"/>
+        </w:rPr>
+        <w:t>創世記41:1–3</w:t>
+      </w:r>
     </w:p>
     <w:p>
       <w:pPr>
@@ -1025,18 +983,12 @@
           <w:lang w:val="zh_TW" w:bidi="zh_TW"/>
         </w:rPr>
       </w:r>
-      <w:hyperlink r:id="rId20">
-        <w:r>
-          <w:rPr>
-            <w:lang w:val="zh_TW" w:bidi="zh_TW"/>
-          </w:rPr>
-          <w:rPr>
-            <w:color w:val="0000EE"/>
-            <w:u w:val="single"/>
-          </w:rPr>
-          <w:t>耶利米書46:8</w:t>
-        </w:r>
-      </w:hyperlink>
+      <w:r>
+        <w:rPr>
+          <w:lang w:val="zh_TW" w:bidi="zh_TW"/>
+        </w:rPr>
+        <w:t>耶利米書46:8</w:t>
+      </w:r>
     </w:p>
     <w:p>
       <w:pPr>
@@ -1423,18 +1375,12 @@
           <w:lang w:val="zh_TW" w:bidi="zh_TW"/>
         </w:rPr>
       </w:r>
-      <w:hyperlink r:id="rId21">
-        <w:r>
-          <w:rPr>
-            <w:lang w:val="zh_TW" w:bidi="zh_TW"/>
-          </w:rPr>
-          <w:rPr>
-            <w:color w:val="0000EE"/>
-            <w:u w:val="single"/>
-          </w:rPr>
-          <w:t>創世記10:11–14</w:t>
-        </w:r>
-      </w:hyperlink>
+      <w:r>
+        <w:rPr>
+          <w:lang w:val="zh_TW" w:bidi="zh_TW"/>
+        </w:rPr>
+        <w:t>創世記10:11–14</w:t>
+      </w:r>
     </w:p>
     <w:p>
       <w:pPr>
@@ -1447,18 +1393,12 @@
           <w:lang w:val="zh_TW" w:bidi="zh_TW"/>
         </w:rPr>
       </w:r>
-      <w:hyperlink r:id="rId22">
-        <w:r>
-          <w:rPr>
-            <w:lang w:val="zh_TW" w:bidi="zh_TW"/>
-          </w:rPr>
-          <w:rPr>
-            <w:color w:val="0000EE"/>
-            <w:u w:val="single"/>
-          </w:rPr>
-          <w:t>約拿書1:3</w:t>
-        </w:r>
-      </w:hyperlink>
+      <w:r>
+        <w:rPr>
+          <w:lang w:val="zh_TW" w:bidi="zh_TW"/>
+        </w:rPr>
+        <w:t>約拿書1:3</w:t>
+      </w:r>
     </w:p>
     <w:p>
       <w:pPr>
@@ -1471,18 +1411,12 @@
           <w:lang w:val="zh_TW" w:bidi="zh_TW"/>
         </w:rPr>
       </w:r>
-      <w:hyperlink r:id="rId23">
-        <w:r>
-          <w:rPr>
-            <w:lang w:val="zh_TW" w:bidi="zh_TW"/>
-          </w:rPr>
-          <w:rPr>
-            <w:color w:val="0000EE"/>
-            <w:u w:val="single"/>
-          </w:rPr>
-          <w:t>約拿書3:3</w:t>
-        </w:r>
-      </w:hyperlink>
+      <w:r>
+        <w:rPr>
+          <w:lang w:val="zh_TW" w:bidi="zh_TW"/>
+        </w:rPr>
+        <w:t>約拿書3:3</w:t>
+      </w:r>
     </w:p>
     <w:p>
       <w:pPr>
@@ -1495,18 +1429,12 @@
           <w:lang w:val="zh_TW" w:bidi="zh_TW"/>
         </w:rPr>
       </w:r>
-      <w:hyperlink r:id="rId24">
-        <w:r>
-          <w:rPr>
-            <w:lang w:val="zh_TW" w:bidi="zh_TW"/>
-          </w:rPr>
-          <w:rPr>
-            <w:color w:val="0000EE"/>
-            <w:u w:val="single"/>
-          </w:rPr>
-          <w:t>路加福音11:32</w:t>
-        </w:r>
-      </w:hyperlink>
+      <w:r>
+        <w:rPr>
+          <w:lang w:val="zh_TW" w:bidi="zh_TW"/>
+        </w:rPr>
+        <w:t>路加福音11:32</w:t>
+      </w:r>
     </w:p>
     <w:p>
       <w:pPr>
@@ -1519,18 +1447,12 @@
           <w:lang w:val="zh_TW" w:bidi="zh_TW"/>
         </w:rPr>
       </w:r>
-      <w:hyperlink r:id="rId25">
-        <w:r>
-          <w:rPr>
-            <w:lang w:val="zh_TW" w:bidi="zh_TW"/>
-          </w:rPr>
-          <w:rPr>
-            <w:color w:val="0000EE"/>
-            <w:u w:val="single"/>
-          </w:rPr>
-          <w:t>馬太福音12:41</w:t>
-        </w:r>
-      </w:hyperlink>
+      <w:r>
+        <w:rPr>
+          <w:lang w:val="zh_TW" w:bidi="zh_TW"/>
+        </w:rPr>
+        <w:t>馬太福音12:41</w:t>
+      </w:r>
     </w:p>
     <w:p>
       <w:pPr>
@@ -1808,18 +1730,12 @@
           <w:lang w:val="zh_TW" w:bidi="zh_TW"/>
         </w:rPr>
       </w:r>
-      <w:hyperlink r:id="rId26">
-        <w:r>
-          <w:rPr>
-            <w:lang w:val="zh_TW" w:bidi="zh_TW"/>
-          </w:rPr>
-          <w:rPr>
-            <w:color w:val="0000EE"/>
-            <w:u w:val="single"/>
-          </w:rPr>
-          <w:t>以斯拉記2:1–2</w:t>
-        </w:r>
-      </w:hyperlink>
+      <w:r>
+        <w:rPr>
+          <w:lang w:val="zh_TW" w:bidi="zh_TW"/>
+        </w:rPr>
+        <w:t>以斯拉記2:1–2</w:t>
+      </w:r>
     </w:p>
     <w:p>
       <w:pPr>
@@ -1832,18 +1748,12 @@
           <w:lang w:val="zh_TW" w:bidi="zh_TW"/>
         </w:rPr>
       </w:r>
-      <w:hyperlink r:id="rId27">
-        <w:r>
-          <w:rPr>
-            <w:lang w:val="zh_TW" w:bidi="zh_TW"/>
-          </w:rPr>
-          <w:rPr>
-            <w:color w:val="0000EE"/>
-            <w:u w:val="single"/>
-          </w:rPr>
-          <w:t>尼希米記1:2</w:t>
-        </w:r>
-      </w:hyperlink>
+      <w:r>
+        <w:rPr>
+          <w:lang w:val="zh_TW" w:bidi="zh_TW"/>
+        </w:rPr>
+        <w:t>尼希米記1:2</w:t>
+      </w:r>
     </w:p>
     <w:p>
       <w:pPr>
@@ -1856,18 +1766,12 @@
           <w:lang w:val="zh_TW" w:bidi="zh_TW"/>
         </w:rPr>
       </w:r>
-      <w:hyperlink r:id="rId28">
-        <w:r>
-          <w:rPr>
-            <w:lang w:val="zh_TW" w:bidi="zh_TW"/>
-          </w:rPr>
-          <w:rPr>
-            <w:color w:val="0000EE"/>
-            <w:u w:val="single"/>
-          </w:rPr>
-          <w:t>尼希米記10:3</w:t>
-        </w:r>
-      </w:hyperlink>
+      <w:r>
+        <w:rPr>
+          <w:lang w:val="zh_TW" w:bidi="zh_TW"/>
+        </w:rPr>
+        <w:t>尼希米記10:3</w:t>
+      </w:r>
     </w:p>
     <w:p>
       <w:pPr>
@@ -1880,18 +1784,12 @@
           <w:lang w:val="zh_TW" w:bidi="zh_TW"/>
         </w:rPr>
       </w:r>
-      <w:hyperlink r:id="rId29">
-        <w:r>
-          <w:rPr>
-            <w:lang w:val="zh_TW" w:bidi="zh_TW"/>
-          </w:rPr>
-          <w:rPr>
-            <w:color w:val="0000EE"/>
-            <w:u w:val="single"/>
-          </w:rPr>
-          <w:t>尼希米記12:46</w:t>
-        </w:r>
-      </w:hyperlink>
+      <w:r>
+        <w:rPr>
+          <w:lang w:val="zh_TW" w:bidi="zh_TW"/>
+        </w:rPr>
+        <w:t>尼希米記12:46</w:t>
+      </w:r>
     </w:p>
     <w:p>
       <w:pPr>

--- a/zht/docx/127.content.docx
+++ b/zht/docx/127.content.docx
@@ -1338,19 +1338,7 @@
         <w:rPr>
           <w:lang w:val="zh_TW" w:bidi="zh_TW"/>
         </w:rPr>
-        <w:t>，</w:t>
-      </w:r>
-      <w:r>
-        <w:rPr>
-          <w:lang w:val="zh_TW" w:bidi="zh_TW"/>
-        </w:rPr>
-        <w:t>轉向</w:t>
-      </w:r>
-      <w:r>
-        <w:rPr>
-          <w:lang w:val="zh_TW" w:bidi="zh_TW"/>
-        </w:rPr>
-        <w:t>）</w:t>
+        <w:t>，轉向）</w:t>
       </w:r>
     </w:p>
     <w:p>
@@ -1693,19 +1681,7 @@
         <w:rPr>
           <w:lang w:val="zh_TW" w:bidi="zh_TW"/>
         </w:rPr>
-        <w:t>，</w:t>
-      </w:r>
-      <w:r>
-        <w:rPr>
-          <w:lang w:val="zh_TW" w:bidi="zh_TW"/>
-        </w:rPr>
-        <w:t>兒子</w:t>
-      </w:r>
-      <w:r>
-        <w:rPr>
-          <w:lang w:val="zh_TW" w:bidi="zh_TW"/>
-        </w:rPr>
-        <w:t>）</w:t>
+        <w:t>，兒子）</w:t>
       </w:r>
     </w:p>
     <w:p>
